--- a/Taiga-for-developers.docx
+++ b/Taiga-for-developers.docx
@@ -2982,15 +2982,23 @@
         <w:spacing w:after="120" w:line="276"/>
       </w:pPr>
       <w:r>
-        <w:t xml:space="preserve">Bug (reopen), In progress**. Карточки на проверке у тестировщика в него</w:t>
-      </w:r>
-    </w:p>
-    <w:p>
-      <w:pPr>
-        <w:spacing w:after="120" w:line="276"/>
-      </w:pPr>
-      <w:r>
-        <w:t xml:space="preserve">не попадают — они не ваши, пока не вернулись. Каждый проект отдельной</w:t>
+        <w:t xml:space="preserve">Bug (reopen), In progress**. Карточки на проверке у тестировщика списком</w:t>
+      </w:r>
+    </w:p>
+    <w:p>
+      <w:pPr>
+        <w:spacing w:after="120" w:line="276"/>
+      </w:pPr>
+      <w:r>
+        <w:t xml:space="preserve">в него не попадают — они не ваши, пока не вернулись; в шапке стоит только</w:t>
+      </w:r>
+    </w:p>
+    <w:p>
+      <w:pPr>
+        <w:spacing w:after="120" w:line="276"/>
+      </w:pPr>
+      <w:r>
+        <w:t xml:space="preserve">их число, чтобы видеть размер хвоста. Каждый проект отдельной</w:t>
       </w:r>
     </w:p>
     <w:p>
